--- a/ВКР/СНТК/Анализ совместного функционирования систем когнитивного радио в одной полосе частот.docx
+++ b/ВКР/СНТК/Анализ совместного функционирования систем когнитивного радио в одной полосе частот.docx
@@ -399,25 +399,44 @@
       </w:r>
     </w:p>
     <w:p>
+      <w:r>
+        <w:t>Основными элементами сверточного кодера являются: регистр сдвига, сумматоры по модулю 2 и коммутатор</w:t>
+      </w:r>
+      <w:r>
+        <w:t>.</w:t>
+      </w:r>
+      <w:r>
+        <w:br/>
+      </w:r>
+      <w:r>
+        <w:t>Преимущество сверточных кодов — их способность исправлять пакеты ошибок, что особенно важно в условиях зашумленного канала.</w:t>
+      </w:r>
+    </w:p>
+    <w:p>
       <w:pPr>
         <w:rPr>
           <w:lang w:val="en-US"/>
         </w:rPr>
       </w:pPr>
       <w:r>
-        <w:t>Основными элементами сверточного кодера являются: регистр сдвига, сумматоры по модулю 2 и коммутатор</w:t>
-      </w:r>
-      <w:r>
-        <w:rPr>
-          <w:lang w:val="en-US"/>
-        </w:rPr>
+        <w:t xml:space="preserve">Параметр </w:t>
+      </w:r>
+      <w:proofErr w:type="spellStart"/>
+      <w:r>
+        <w:t>traceBack</w:t>
+      </w:r>
+      <w:proofErr w:type="spellEnd"/>
+      <w:r>
+        <w:t xml:space="preserve"> (глубина обратного прослеживания) — это ключевая настройка декодера Витерби, используемого при сверточном кодировании. Он определяет, насколько далеко назад в истории принятых символов декодер анализирует возможные пути в решетчатой структуре кода, чтобы принять окончательное решение о переданных битах</w:t>
+      </w:r>
+      <w:r>
+        <w:t>, д</w:t>
+      </w:r>
+      <w:r>
+        <w:t>ля большинства сверточных кодов выбирается в диапазоне 5–10 × длина ограничения кода</w:t>
+      </w:r>
+      <w:r>
         <w:t>.</w:t>
-      </w:r>
-      <w:r>
-        <w:br/>
-      </w:r>
-      <w:r>
-        <w:t>Преимущество сверточных кодов — их способность исправлять пакеты ошибок, что особенно важно в условиях зашумленного канала.</w:t>
       </w:r>
       <w:r>
         <w:t xml:space="preserve"> </w:t>
@@ -574,6 +593,7 @@
         <w:rPr>
           <w:lang w:val="en-US"/>
         </w:rPr>
+        <w:lastRenderedPageBreak/>
         <w:t>s</w:t>
       </w:r>
       <w:r>
@@ -838,7 +858,6 @@
         <w:rPr>
           <w:lang w:eastAsia="ru-RU"/>
         </w:rPr>
-        <w:lastRenderedPageBreak/>
         <w:t>После перемножения и выделения действительной части (так как радиосигнал физически существует только в вещественной форме):</w:t>
       </w:r>
     </w:p>
@@ -1358,6 +1377,7 @@
     </w:p>
     <w:p>
       <w:r>
+        <w:lastRenderedPageBreak/>
         <w:t xml:space="preserve">С ПЕРЕДИСКРЕТИЗАЦИЕЙ в 2 раза: </w:t>
       </w:r>
     </w:p>
@@ -1458,7 +1478,6 @@
         <w:rPr>
           <w:lang w:eastAsia="ru-RU"/>
         </w:rPr>
-        <w:lastRenderedPageBreak/>
         <w:t>Если в системе исходный сигнал имеет </w:t>
       </w:r>
       <w:proofErr w:type="spellStart"/>
@@ -1692,6 +1711,8 @@
       <w:r>
         <w:t>Количество выборок на символ/частота дискретизации = 16</w:t>
       </w:r>
+      <w:bookmarkStart w:id="0" w:name="_GoBack"/>
+      <w:bookmarkEnd w:id="0"/>
     </w:p>
     <w:p>
       <w:r>
@@ -1727,6 +1748,27 @@
         <w:t>sps</w:t>
       </w:r>
       <w:proofErr w:type="spellEnd"/>
+      <w:r>
+        <w:t xml:space="preserve"> </w:t>
+      </w:r>
+      <w:r>
+        <w:t xml:space="preserve">  (3.3% </w:t>
+      </w:r>
+      <w:r>
+        <w:t xml:space="preserve">от </w:t>
+      </w:r>
+      <w:r>
+        <w:t>2*</w:t>
+      </w:r>
+      <w:r>
+        <w:rPr>
+          <w:lang w:val="en-US"/>
+        </w:rPr>
+        <w:t>pi</w:t>
+      </w:r>
+      <w:r>
+        <w:t>)</w:t>
+      </w:r>
     </w:p>
     <w:p>
       <w:r>
@@ -1846,7 +1888,7 @@
           <w:szCs w:val="24"/>
           <w:lang w:eastAsia="ru-RU"/>
         </w:rPr>
-        <w:t xml:space="preserve">Амплитудные искажения </w:t>
+        <w:t xml:space="preserve">Амплитудные </w:t>
       </w:r>
       <w:r>
         <w:rPr>
@@ -1854,7 +1896,8 @@
           <w:szCs w:val="24"/>
           <w:lang w:eastAsia="ru-RU"/>
         </w:rPr>
-        <w:t xml:space="preserve"> и фазовые искажения. </w:t>
+        <w:lastRenderedPageBreak/>
+        <w:t xml:space="preserve">искажения </w:t>
       </w:r>
       <w:r>
         <w:rPr>
@@ -1862,7 +1905,7 @@
           <w:szCs w:val="24"/>
           <w:lang w:eastAsia="ru-RU"/>
         </w:rPr>
-        <w:t xml:space="preserve">Искажения вызывают «размазывание» точек созвездия, что </w:t>
+        <w:t xml:space="preserve"> и фазовые искажения. </w:t>
       </w:r>
       <w:r>
         <w:rPr>
@@ -1870,7 +1913,7 @@
           <w:szCs w:val="24"/>
           <w:lang w:eastAsia="ru-RU"/>
         </w:rPr>
-        <w:t>может улучшать</w:t>
+        <w:t xml:space="preserve">Искажения вызывают «размазывание» точек созвездия, что </w:t>
       </w:r>
       <w:r>
         <w:rPr>
@@ -1878,7 +1921,7 @@
           <w:szCs w:val="24"/>
           <w:lang w:eastAsia="ru-RU"/>
         </w:rPr>
-        <w:t xml:space="preserve"> </w:t>
+        <w:t>может улучшать</w:t>
       </w:r>
       <w:r>
         <w:rPr>
@@ -1886,7 +1929,7 @@
           <w:szCs w:val="24"/>
           <w:lang w:eastAsia="ru-RU"/>
         </w:rPr>
-        <w:t>КБО</w:t>
+        <w:t xml:space="preserve"> </w:t>
       </w:r>
       <w:r>
         <w:rPr>
@@ -1894,6 +1937,14 @@
           <w:szCs w:val="24"/>
           <w:lang w:eastAsia="ru-RU"/>
         </w:rPr>
+        <w:t>КБО</w:t>
+      </w:r>
+      <w:r>
+        <w:rPr>
+          <w:rFonts w:eastAsia="Times New Roman"/>
+          <w:szCs w:val="24"/>
+          <w:lang w:eastAsia="ru-RU"/>
+        </w:rPr>
         <w:t>.</w:t>
       </w:r>
     </w:p>
@@ -1923,7 +1974,6 @@
     </w:p>
     <w:p>
       <w:r>
-        <w:lastRenderedPageBreak/>
         <w:t>Следствие: Увеличение длины фильтра увеличивает время расчетов, но и улучшает КБО за счет устранения МСИ.</w:t>
       </w:r>
     </w:p>
@@ -2217,6 +2267,7 @@
           <w:b/>
           <w:lang w:eastAsia="ru-RU"/>
         </w:rPr>
+        <w:lastRenderedPageBreak/>
         <w:t>Заключение</w:t>
       </w:r>
     </w:p>
@@ -2242,14 +2293,7 @@
         <w:rPr>
           <w:lang w:eastAsia="ru-RU"/>
         </w:rPr>
-        <w:t xml:space="preserve">выбор </w:t>
-      </w:r>
-      <w:r>
-        <w:rPr>
-          <w:lang w:eastAsia="ru-RU"/>
-        </w:rPr>
-        <w:lastRenderedPageBreak/>
-        <w:t>длины фильтра</w:t>
+        <w:t>выбор длины фильтра</w:t>
       </w:r>
       <w:r>
         <w:rPr>
@@ -2484,8 +2528,6 @@
         <w:tab/>
         <w:t>- длины фильтра</w:t>
       </w:r>
-      <w:bookmarkStart w:id="0" w:name="_GoBack"/>
-      <w:bookmarkEnd w:id="0"/>
     </w:p>
     <w:p>
       <w:pPr>
